--- a/report/Tai_lieu_ky_thuat_CNN_Inference_FPGA.docx
+++ b/report/Tai_lieu_ky_thuat_CNN_Inference_FPGA.docx
@@ -2038,6 +2038,18 @@
         </w:rPr>
         <w:t>Kernel là kích thước cửa sổ được sử dụng trong phép Convolution, ví dụ 3×3 hoặc 5×5. Kernel quyết định kích thước Patch mà Sliding Window phải tạo ra tại mỗi lần quét.</w:t>
       </w:r>
+    </w:p>
+    <w:p>
+      <w:pPr>
+        <w:jc w:val="both"/>
+        <w:rPr>
+          <w:rFonts w:ascii="Times New Roman" w:hAnsi="Times New Roman" w:cs="Times New Roman"/>
+          <w:bCs/>
+          <w:color w:val="000000" w:themeColor="text1"/>
+          <w:sz w:val="26"/>
+          <w:szCs w:val="26"/>
+        </w:rPr>
+      </w:pPr>
     </w:p>
     <w:p>
       <w:pPr>
